--- a/data/outputs/v2/Grade11/Biology/Lesson_Plans/SS2.3_Excretion_in_Plants/Biology_Excretion_in_Plants_FinalExplanation.docx
+++ b/data/outputs/v2/Grade11/Biology/Lesson_Plans/SS2.3_Excretion_in_Plants/Biology_Excretion_in_Plants_FinalExplanation.docx
@@ -1894,7 +1894,7 @@
         </w:rPr>
         <w:t xml:space="preserve">© 2026 SeaVuria and ARES. This work is licensed under a </w:t>
       </w:r>
-      <w:hyperlink w:history="1" r:id="rIdnxojhf2v8qnj5ceuhbzyt">
+      <w:hyperlink w:history="1" r:id="rIdquqeddhqdco0brpw_xpil">
         <w:r>
           <w:rPr>
             <w:rFonts w:ascii="Arial" w:cs="Arial" w:eastAsia="Arial" w:hAnsi="Arial"/>
@@ -1914,7 +1914,7 @@
         </w:rPr>
         <w:t xml:space="preserve"> (</w:t>
       </w:r>
-      <w:hyperlink w:history="1" r:id="rIdkohkdoir2fq8ulwazqsdk">
+      <w:hyperlink w:history="1" r:id="rIdesxa9xmdynj_59dhgzor2">
         <w:r>
           <w:rPr>
             <w:rFonts w:ascii="Arial" w:cs="Arial" w:eastAsia="Arial" w:hAnsi="Arial"/>
@@ -1934,7 +1934,7 @@
         </w:rPr>
         <w:t xml:space="preserve">). To view a copy of this license, visit </w:t>
       </w:r>
-      <w:hyperlink w:history="1" r:id="rIdyyjtmil8qcvnuoue4fhmo">
+      <w:hyperlink w:history="1" r:id="rIda3-tcdssh_49x-3di3d0_">
         <w:r>
           <w:rPr>
             <w:rFonts w:ascii="Arial" w:cs="Arial" w:eastAsia="Arial" w:hAnsi="Arial"/>

--- a/data/outputs/v2/Grade11/Biology/Lesson_Plans/SS2.3_Excretion_in_Plants/Biology_Excretion_in_Plants_FinalExplanation.docx
+++ b/data/outputs/v2/Grade11/Biology/Lesson_Plans/SS2.3_Excretion_in_Plants/Biology_Excretion_in_Plants_FinalExplanation.docx
@@ -95,7 +95,7 @@
                 <w:sz w:val="22"/>
                 <w:szCs w:val="22"/>
               </w:rPr>
-              <w:t xml:space="preserve">FINAL EXPLANATION: BIOLOGY GRADE 11 – SUB-STRAND 2.3: EXCRETION IN PLANTS – FINAL EXPLANATION</w:t>
+              <w:t xml:space="preserve">FINAL EXPLANATION: BIOLOGY GRADE 11: EXCRETION IN PLANTS (SUB-STRAND 2.3)</w:t>
             </w:r>
           </w:p>
         </w:tc>
@@ -422,7 +422,7 @@
                 <w:sz w:val="18"/>
                 <w:szCs w:val="18"/>
               </w:rPr>
-              <w:t xml:space="preserve">This document shows you what a strong Final Explanation looks like. Use it as a model to answer our driving question: How do trees and crops clear out their metabolic wastes without any organs or excretory systems, and why are these waste products worth so much money in our markets? Write your own answer in your own words, using evidence from your portfolio (interviews, photographs) and your group poster. Refer to the Acacia and Euphorbia sap, the droplets on grass and arrowroot leaves, and the falling yellow leaves. Each section below has a prompt to guide you, followed by an exemplar to learn from. Do not copy the exemplar. Use examples from your own community.</w:t>
+              <w:t xml:space="preserve">This Final Explanation brings together everything you have learned in Lessons 1 to 5. Think about the trees and plants around our school: the Acacia and Euphorbia that ooze sticky sap or resin when cut, the droplets along the edges of grass and arrowroot (taro) leaves on a humid morning, and the old yellow leaves that fall. Answer each question in your own words in the space under it. Use the evidence you collected on the nature walks, in the microscope work, in your community interviews and portfolio, and in the class tables. Where a question asks for a Claim, Evidence and Reasoning, write all three parts. Use correct biology words such as excretion, exudation, guttation, transpiration, stomata, lenticels, hydathodes and tissue fall.</w:t>
             </w:r>
           </w:p>
         </w:tc>
@@ -450,14 +450,12 @@
         <w:tblLayout w:type="fixed"/>
       </w:tblPr>
       <w:tblGrid>
-        <w:gridCol w:w="3000"/>
-        <w:gridCol w:w="10680"/>
+        <w:gridCol w:w="13680"/>
       </w:tblGrid>
       <w:tr>
         <w:tc>
           <w:tcPr>
             <w:tcW w:type="dxa" w:w="13680"/>
-            <w:gridSpan w:val="2"/>
             <w:shd w:fill="1F3864" w:color="auto" w:val="clear"/>
             <w:tcMar>
               <w:top w:type="dxa" w:w="60"/>
@@ -483,15 +481,15 @@
                 <w:sz w:val="22"/>
                 <w:szCs w:val="22"/>
               </w:rPr>
-              <w:t xml:space="preserve">Part 1: What is excretion in plants, and why do plants have no kidneys?</w:t>
-            </w:r>
-          </w:p>
-        </w:tc>
-      </w:tr>
-      <w:tr>
-        <w:tc>
-          <w:tcPr>
-            <w:tcW w:type="dxa" w:w="3000"/>
+              <w:t xml:space="preserve">Part 1: Why plants do not need kidneys</w:t>
+            </w:r>
+          </w:p>
+        </w:tc>
+      </w:tr>
+      <w:tr>
+        <w:tc>
+          <w:tcPr>
+            <w:tcW w:type="dxa" w:w="13680"/>
             <w:shd w:fill="D9EEF1" w:color="auto" w:val="clear"/>
             <w:tcMar>
               <w:top w:type="dxa" w:w="60"/>
@@ -517,13 +515,18 @@
                 <w:sz w:val="18"/>
                 <w:szCs w:val="18"/>
               </w:rPr>
-              <w:t xml:space="preserve">Define excretion in plants. Explain why plants can manage without kidneys, bladders or other excretory organs. Give at least three reasons.</w:t>
-            </w:r>
-          </w:p>
-        </w:tc>
-        <w:tc>
-          <w:tcPr>
-            <w:tcW w:type="dxa" w:w="10680"/>
+              <w:t xml:space="preserve">Plants have no kidneys, bladders or sweating systems, yet they do not poison themselves with their own wastes. (a) What is excretion? (b) Explain why plants do not need complex excretory organs like the kidneys of humans. Use evidence from the metabolic rate chart and the mesophyll diagrams of CO2 and O2 that you studied, and from what you learned about the plant parts where wastes are kept.</w:t>
+            </w:r>
+          </w:p>
+        </w:tc>
+      </w:tr>
+      <w:tr>
+        <w:trPr>
+          <w:trHeight w:val="4200" w:hRule="atLeast"/>
+        </w:trPr>
+        <w:tc>
+          <w:tcPr>
+            <w:tcW w:type="dxa" w:w="13680"/>
             <w:shd w:fill="FFFFFF" w:color="auto" w:val="clear"/>
             <w:tcMar>
               <w:top w:type="dxa" w:w="60"/>
@@ -543,13 +546,13 @@
                 <w:rFonts w:ascii="Arial" w:cs="Arial" w:eastAsia="Arial" w:hAnsi="Arial"/>
                 <w:b w:val="false"/>
                 <w:bCs w:val="false"/>
-                <w:i w:val="false"/>
-                <w:iCs w:val="false"/>
-                <w:color w:val="000000"/>
-                <w:sz w:val="18"/>
-                <w:szCs w:val="18"/>
-              </w:rPr>
-              <w:t xml:space="preserve">Excretion in plants is the removal of metabolic waste products, toxic substances and excess materials from plant tissues. You and I have kidneys, but a maize plant in a farm in Kericho or Nakuru does not need them. First, plants have a lower metabolic rate than animals, so they make less waste. Second, they produce less toxic nitrogen waste, because they reuse nitrogen to build proteins. Third, they recycle by-products. Oxygen from photosynthesis is used in respiration, and carbon dioxide from respiration is used in photosynthesis, so these gases are not just waste. Fourth, plants store insoluble, harmless wastes inside non-vital cells, such as dead cells in bark and old leaves, where they cannot hurt the plant. This is why the Acacia tree outside our school can survive with no organs for excretion.</w:t>
+                <w:i/>
+                <w:iCs/>
+                <w:color w:val="808080"/>
+                <w:sz w:val="18"/>
+                <w:szCs w:val="18"/>
+              </w:rPr>
+              <w:t xml:space="preserve">Write your answer here:</w:t>
             </w:r>
           </w:p>
         </w:tc>
@@ -577,14 +580,12 @@
         <w:tblLayout w:type="fixed"/>
       </w:tblPr>
       <w:tblGrid>
-        <w:gridCol w:w="3000"/>
-        <w:gridCol w:w="10680"/>
+        <w:gridCol w:w="13680"/>
       </w:tblGrid>
       <w:tr>
         <w:tc>
           <w:tcPr>
             <w:tcW w:type="dxa" w:w="13680"/>
-            <w:gridSpan w:val="2"/>
             <w:shd w:fill="1F3864" w:color="auto" w:val="clear"/>
             <w:tcMar>
               <w:top w:type="dxa" w:w="60"/>
@@ -610,15 +611,15 @@
                 <w:sz w:val="22"/>
                 <w:szCs w:val="22"/>
               </w:rPr>
-              <w:t xml:space="preserve">Part 2: How do plants get rid of wastes?</w:t>
-            </w:r>
-          </w:p>
-        </w:tc>
-      </w:tr>
-      <w:tr>
-        <w:tc>
-          <w:tcPr>
-            <w:tcW w:type="dxa" w:w="3000"/>
+              <w:t xml:space="preserve">Part 2: How wastes leave the plant</w:t>
+            </w:r>
+          </w:p>
+        </w:tc>
+      </w:tr>
+      <w:tr>
+        <w:tc>
+          <w:tcPr>
+            <w:tcW w:type="dxa" w:w="13680"/>
             <w:shd w:fill="D9EEF1" w:color="auto" w:val="clear"/>
             <w:tcMar>
               <w:top w:type="dxa" w:w="60"/>
@@ -644,13 +645,18 @@
                 <w:sz w:val="18"/>
                 <w:szCs w:val="18"/>
               </w:rPr>
-              <w:t xml:space="preserve">Describe at least four ways plants eliminate wastes. For each, name the waste, the plant structure involved, and link it to something you observed (the sap, the leaf droplets, the falling leaves).</w:t>
-            </w:r>
-          </w:p>
-        </w:tc>
-        <w:tc>
-          <w:tcPr>
-            <w:tcW w:type="dxa" w:w="10680"/>
+              <w:t xml:space="preserve">Describe the different ways that plants get rid of wastes. For each route, name the waste (or substance) that leaves and the part of the plant involved. Then use your observations from the nature walk and the bell jar experiment to explain what is happening to (a) the milky sap on a cut Euphorbia and the hardened gum on Acacia, and (b) the droplets at the edges of grass and arrowroot leaves in the early morning. How is guttation different from transpiration?</w:t>
+            </w:r>
+          </w:p>
+        </w:tc>
+      </w:tr>
+      <w:tr>
+        <w:trPr>
+          <w:trHeight w:val="4200" w:hRule="atLeast"/>
+        </w:trPr>
+        <w:tc>
+          <w:tcPr>
+            <w:tcW w:type="dxa" w:w="13680"/>
             <w:shd w:fill="FFFFFF" w:color="auto" w:val="clear"/>
             <w:tcMar>
               <w:top w:type="dxa" w:w="60"/>
@@ -670,13 +676,13 @@
                 <w:rFonts w:ascii="Arial" w:cs="Arial" w:eastAsia="Arial" w:hAnsi="Arial"/>
                 <w:b w:val="false"/>
                 <w:bCs w:val="false"/>
-                <w:i w:val="false"/>
-                <w:iCs w:val="false"/>
-                <w:color w:val="000000"/>
-                <w:sz w:val="18"/>
-                <w:szCs w:val="18"/>
-              </w:rPr>
-              <w:t xml:space="preserve">Plants use several methods. (1) Diffusion of gases: oxygen from photosynthesis and carbon dioxide from respiration move in and out through stomata on leaves and lenticels on stems. (2) Transpiration: extra water vapour leaves through the stomata. (3) Guttation: on the humid early mornings we saw droplets along the edges of grass and arrowroot (taro) leaves. When the soil is moist and the air is humid, transpiration is slow and root pressure pushes water up. The water, with dissolved salts, is forced out through special pores called hydathodes. (4) Exudation: when we cut an Acacia, gum oozed out and hardened, and the Euphorbia gave a milky latex. These gums, resins and latex are waste substances stored in or released from bark tissues, and they are released when the plant is damaged. (5) Deposition and shedding: insoluble wastes like calcium oxalate are stored in leaves, bark and fruits. When old yellowing leaves fall, or bark peels off, the plant gets rid of these wastes together with the tissue. So the oozing liquids and falling leaves we saw really are waste removal.</w:t>
+                <w:i/>
+                <w:iCs/>
+                <w:color w:val="808080"/>
+                <w:sz w:val="18"/>
+                <w:szCs w:val="18"/>
+              </w:rPr>
+              <w:t xml:space="preserve">Write your answer here:</w:t>
             </w:r>
           </w:p>
         </w:tc>
@@ -704,14 +710,12 @@
         <w:tblLayout w:type="fixed"/>
       </w:tblPr>
       <w:tblGrid>
-        <w:gridCol w:w="3000"/>
-        <w:gridCol w:w="10680"/>
+        <w:gridCol w:w="13680"/>
       </w:tblGrid>
       <w:tr>
         <w:tc>
           <w:tcPr>
             <w:tcW w:type="dxa" w:w="13680"/>
-            <w:gridSpan w:val="2"/>
             <w:shd w:fill="1F3864" w:color="auto" w:val="clear"/>
             <w:tcMar>
               <w:top w:type="dxa" w:w="60"/>
@@ -737,15 +741,15 @@
                 <w:sz w:val="22"/>
                 <w:szCs w:val="22"/>
               </w:rPr>
-              <w:t xml:space="preserve">Part 3: Why are plant excretory products valuable?</w:t>
-            </w:r>
-          </w:p>
-        </w:tc>
-      </w:tr>
-      <w:tr>
-        <w:tc>
-          <w:tcPr>
-            <w:tcW w:type="dxa" w:w="3000"/>
+              <w:t xml:space="preserve">Part 3: Where do insoluble wastes go?</w:t>
+            </w:r>
+          </w:p>
+        </w:tc>
+      </w:tr>
+      <w:tr>
+        <w:tc>
+          <w:tcPr>
+            <w:tcW w:type="dxa" w:w="13680"/>
             <w:shd w:fill="D9EEF1" w:color="auto" w:val="clear"/>
             <w:tcMar>
               <w:top w:type="dxa" w:w="60"/>
@@ -771,13 +775,18 @@
                 <w:sz w:val="18"/>
                 <w:szCs w:val="18"/>
               </w:rPr>
-              <w:t xml:space="preserve">Explain how humans use plant excretory products. Give at least three examples, using evidence from your community interviews and photographs. Include one example that needs careful regulation.</w:t>
-            </w:r>
-          </w:p>
-        </w:tc>
-        <w:tc>
-          <w:tcPr>
-            <w:tcW w:type="dxa" w:w="10680"/>
+              <w:t xml:space="preserve">Write a Claim, Evidence and Reasoning (CER) explanation to answer this question: How do plants get rid of wastes that cannot dissolve in water or evaporate? Use what you saw when you compared young green leaves with old yellow or brown leaves, and what you saw under the microscope, including how the crystals behaved when you added dilute acid. Explain why falling leaves can be called excretion.</w:t>
+            </w:r>
+          </w:p>
+        </w:tc>
+      </w:tr>
+      <w:tr>
+        <w:trPr>
+          <w:trHeight w:val="4200" w:hRule="atLeast"/>
+        </w:trPr>
+        <w:tc>
+          <w:tcPr>
+            <w:tcW w:type="dxa" w:w="13680"/>
             <w:shd w:fill="FFFFFF" w:color="auto" w:val="clear"/>
             <w:tcMar>
               <w:top w:type="dxa" w:w="60"/>
@@ -797,13 +806,13 @@
                 <w:rFonts w:ascii="Arial" w:cs="Arial" w:eastAsia="Arial" w:hAnsi="Arial"/>
                 <w:b w:val="false"/>
                 <w:bCs w:val="false"/>
-                <w:i w:val="false"/>
-                <w:iCs w:val="false"/>
-                <w:color w:val="000000"/>
-                <w:sz w:val="18"/>
-                <w:szCs w:val="18"/>
-              </w:rPr>
-              <w:t xml:space="preserve">Many plant wastes are useful and are sold in Kenyan markets. Latex from rubber trees is used to make rubber for tyres and gloves. Tannins from tree bark are used to tan animal hides into leather, which is used for shoes and belts made by artisans in Nairobi and Kisumu. Gums such as gum arabic from Acacia trees in dry areas are used as adhesives and as thickeners in foods and drinks. Alkaloids are used in medicines. Quinine from cinchona bark treats malaria, an important disease around Lake Victoria and the coast. Caffeine is found in tea from Kericho and coffee from Kiambu. In my interview, a herbalist told me about plants used for treating coughs and wounds (use your own interview here). However, some alkaloids, like morphine, are habit-forming and can lead to substance abuse, so they must be used only under regulation, such as by a doctor's prescription. Because these products are made by plants for free as waste, but are useful to us, farmers and traders can earn money from them.</w:t>
+                <w:i/>
+                <w:iCs/>
+                <w:color w:val="808080"/>
+                <w:sz w:val="18"/>
+                <w:szCs w:val="18"/>
+              </w:rPr>
+              <w:t xml:space="preserve">Write your answer here:</w:t>
             </w:r>
           </w:p>
         </w:tc>
@@ -831,14 +840,12 @@
         <w:tblLayout w:type="fixed"/>
       </w:tblPr>
       <w:tblGrid>
-        <w:gridCol w:w="3000"/>
-        <w:gridCol w:w="10680"/>
+        <w:gridCol w:w="13680"/>
       </w:tblGrid>
       <w:tr>
         <w:tc>
           <w:tcPr>
             <w:tcW w:type="dxa" w:w="13680"/>
-            <w:gridSpan w:val="2"/>
             <w:shd w:fill="1F3864" w:color="auto" w:val="clear"/>
             <w:tcMar>
               <w:top w:type="dxa" w:w="60"/>
@@ -864,15 +871,15 @@
                 <w:sz w:val="22"/>
                 <w:szCs w:val="22"/>
               </w:rPr>
-              <w:t xml:space="preserve">Part 4: Putting it together to answer the driving question</w:t>
-            </w:r>
-          </w:p>
-        </w:tc>
-      </w:tr>
-      <w:tr>
-        <w:tc>
-          <w:tcPr>
-            <w:tcW w:type="dxa" w:w="3000"/>
+              <w:t xml:space="preserve">Part 4: Why plant wastes are valuable in Kenya</w:t>
+            </w:r>
+          </w:p>
+        </w:tc>
+      </w:tr>
+      <w:tr>
+        <w:tc>
+          <w:tcPr>
+            <w:tcW w:type="dxa" w:w="13680"/>
             <w:shd w:fill="D9EEF1" w:color="auto" w:val="clear"/>
             <w:tcMar>
               <w:top w:type="dxa" w:w="60"/>
@@ -898,13 +905,18 @@
                 <w:sz w:val="18"/>
                 <w:szCs w:val="18"/>
               </w:rPr>
-              <w:t xml:space="preserve">In one connected paragraph, answer the driving question. Connect how plants remove wastes, why they need no excretory organs, and why the wastes are valuable. Refer to your portfolio and group poster.</w:t>
-            </w:r>
-          </w:p>
-        </w:tc>
-        <w:tc>
-          <w:tcPr>
-            <w:tcW w:type="dxa" w:w="10680"/>
+              <w:t xml:space="preserve">Many plant excretory products sell well in Kenyan markets. (a) Name at least four types of plant excretory products from your class table, and for each give an example of a plant or place in Kenya and one use. (b) Explain why something that is waste to the plant is valuable to people. (c) Explain what the Lesson 5 discussion taught you about the risks of some of these products.</w:t>
+            </w:r>
+          </w:p>
+        </w:tc>
+      </w:tr>
+      <w:tr>
+        <w:trPr>
+          <w:trHeight w:val="4200" w:hRule="atLeast"/>
+        </w:trPr>
+        <w:tc>
+          <w:tcPr>
+            <w:tcW w:type="dxa" w:w="13680"/>
             <w:shd w:fill="FFFFFF" w:color="auto" w:val="clear"/>
             <w:tcMar>
               <w:top w:type="dxa" w:w="60"/>
@@ -924,13 +936,13 @@
                 <w:rFonts w:ascii="Arial" w:cs="Arial" w:eastAsia="Arial" w:hAnsi="Arial"/>
                 <w:b w:val="false"/>
                 <w:bCs w:val="false"/>
-                <w:i w:val="false"/>
-                <w:iCs w:val="false"/>
-                <w:color w:val="000000"/>
-                <w:sz w:val="18"/>
-                <w:szCs w:val="18"/>
-              </w:rPr>
-              <w:t xml:space="preserve">Trees and crops clear out their wastes without organs because their wastes are fewer, less toxic, often recycled, and can be stored safely in non-living parts. They release gases through stomata and lenticels, lose water vapour by transpiration, push out water and salts by guttation through hydathodes, ooze gums, resins and latex from bark, and store insoluble wastes like calcium oxalate in leaves and bark that are later shed. The sticky sap from the Acacia and Euphorbia, the droplets on arrowroot leaves and the falling yellow leaves that puzzled us at the beginning are all examples. These wastes are worth money because humans found uses for them: latex for rubber, tannins for leather, gums as adhesives and food thickeners, and alkaloids such as quinine and caffeine for medicine and drinks. Our portfolio photographs and interviews showed us that people in our community already collect and sell some of these. Finally, we must use habit-forming alkaloids carefully and follow the law to prevent abuse.</w:t>
+                <w:i/>
+                <w:iCs/>
+                <w:color w:val="808080"/>
+                <w:sz w:val="18"/>
+                <w:szCs w:val="18"/>
+              </w:rPr>
+              <w:t xml:space="preserve">Write your answer here:</w:t>
             </w:r>
           </w:p>
         </w:tc>
@@ -958,14 +970,12 @@
         <w:tblLayout w:type="fixed"/>
       </w:tblPr>
       <w:tblGrid>
-        <w:gridCol w:w="3000"/>
-        <w:gridCol w:w="10680"/>
+        <w:gridCol w:w="13680"/>
       </w:tblGrid>
       <w:tr>
         <w:tc>
           <w:tcPr>
             <w:tcW w:type="dxa" w:w="13680"/>
-            <w:gridSpan w:val="2"/>
             <w:shd w:fill="1F3864" w:color="auto" w:val="clear"/>
             <w:tcMar>
               <w:top w:type="dxa" w:w="60"/>
@@ -991,15 +1001,15 @@
                 <w:sz w:val="22"/>
                 <w:szCs w:val="22"/>
               </w:rPr>
-              <w:t xml:space="preserve">Part 5: Reflect on your evidence and the poster</w:t>
-            </w:r>
-          </w:p>
-        </w:tc>
-      </w:tr>
-      <w:tr>
-        <w:tc>
-          <w:tcPr>
-            <w:tcW w:type="dxa" w:w="3000"/>
+              <w:t xml:space="preserve">Part 5: Final explanation and your portfolio</w:t>
+            </w:r>
+          </w:p>
+        </w:tc>
+      </w:tr>
+      <w:tr>
+        <w:tc>
+          <w:tcPr>
+            <w:tcW w:type="dxa" w:w="13680"/>
             <w:shd w:fill="D9EEF1" w:color="auto" w:val="clear"/>
             <w:tcMar>
               <w:top w:type="dxa" w:w="60"/>
@@ -1025,13 +1035,18 @@
                 <w:sz w:val="18"/>
                 <w:szCs w:val="18"/>
               </w:rPr>
-              <w:t xml:space="preserve">Explain how one photograph or interview from your portfolio supports your explanation, and what your group poster shows. Say what you would still like to investigate.</w:t>
-            </w:r>
-          </w:p>
-        </w:tc>
-        <w:tc>
-          <w:tcPr>
-            <w:tcW w:type="dxa" w:w="10680"/>
+              <w:t xml:space="preserve">Write your own final explanation of the driving question: How do trees and crops clear out their metabolic wastes without any organs or excretory systems, and why are these waste products worth so much money in our markets? Your answer must use a Claim, Evidence and Reasoning structure. Use at least one piece of evidence from your community interview and photography portfolio or poster. Finish with the new question that your group has about the use of these products.</w:t>
+            </w:r>
+          </w:p>
+        </w:tc>
+      </w:tr>
+      <w:tr>
+        <w:trPr>
+          <w:trHeight w:val="4200" w:hRule="atLeast"/>
+        </w:trPr>
+        <w:tc>
+          <w:tcPr>
+            <w:tcW w:type="dxa" w:w="13680"/>
             <w:shd w:fill="FFFFFF" w:color="auto" w:val="clear"/>
             <w:tcMar>
               <w:top w:type="dxa" w:w="60"/>
@@ -1051,13 +1066,13 @@
                 <w:rFonts w:ascii="Arial" w:cs="Arial" w:eastAsia="Arial" w:hAnsi="Arial"/>
                 <w:b w:val="false"/>
                 <w:bCs w:val="false"/>
-                <w:i w:val="false"/>
-                <w:iCs w:val="false"/>
-                <w:color w:val="000000"/>
-                <w:sz w:val="18"/>
-                <w:szCs w:val="18"/>
-              </w:rPr>
-              <w:t xml:space="preserve">One photograph in my portfolio shows an Acacia trunk with hardened gum. It supports my explanation because it shows exudation, a way plants get rid of waste, and the gum is later collected for sale. In an interview, a trader explained how she sells gum and tannin-rich bark (use your own example here). Our group poster used a labelled drawing of a leaf showing stomata and hydathodes, a picture of sap from a cut stem, and a table linking each product to its use and value. I still wonder whether the amount of gum an Acacia produces changes during a dry season, and how farmers can harvest it without harming the tree.</w:t>
+                <w:i/>
+                <w:iCs/>
+                <w:color w:val="808080"/>
+                <w:sz w:val="18"/>
+                <w:szCs w:val="18"/>
+              </w:rPr>
+              <w:t xml:space="preserve">Write your answer here:</w:t>
             </w:r>
           </w:p>
         </w:tc>
@@ -1284,7 +1299,7 @@
                 <w:sz w:val="18"/>
                 <w:szCs w:val="18"/>
               </w:rPr>
-              <w:t xml:space="preserve">Scientific accuracy of excretion in plants</w:t>
+              <w:t xml:space="preserve">Explaining why plants lack excretory organs</w:t>
             </w:r>
           </w:p>
         </w:tc>
@@ -1316,7 +1331,7 @@
                 <w:sz w:val="18"/>
                 <w:szCs w:val="18"/>
               </w:rPr>
-              <w:t xml:space="preserve">Defines excretion correctly and gives four or more accurate reasons why plants lack excretory organs, plus correct mechanisms (gas diffusion, transpiration, guttation, exudation, shedding of organs).</w:t>
+              <w:t xml:space="preserve">Gives all three reasons (low metabolic rate, recycling of CO2 and O2, storage of insoluble wastes) and links each to evidence from the chart or mesophyll diagrams.</w:t>
             </w:r>
           </w:p>
         </w:tc>
@@ -1348,7 +1363,7 @@
                 <w:sz w:val="18"/>
                 <w:szCs w:val="18"/>
               </w:rPr>
-              <w:t xml:space="preserve">Defines excretion and gives two or three reasons and mechanisms with only minor errors.</w:t>
+              <w:t xml:space="preserve">Gives two or three reasons correctly, with limited reference to evidence.</w:t>
             </w:r>
           </w:p>
         </w:tc>
@@ -1380,7 +1395,7 @@
                 <w:sz w:val="18"/>
                 <w:szCs w:val="18"/>
               </w:rPr>
-              <w:t xml:space="preserve">Definition is unclear or incorrect, and few or inaccurate reasons and mechanisms are given.</w:t>
+              <w:t xml:space="preserve">Gives one reason or confuses excretion with other processes, with little evidence.</w:t>
             </w:r>
           </w:p>
         </w:tc>
@@ -1414,7 +1429,7 @@
                 <w:sz w:val="18"/>
                 <w:szCs w:val="18"/>
               </w:rPr>
-              <w:t xml:space="preserve">Use of evidence from the phenomenon and portfolio</w:t>
+              <w:t xml:space="preserve">Describing the routes of waste removal</w:t>
             </w:r>
           </w:p>
         </w:tc>
@@ -1446,7 +1461,7 @@
                 <w:sz w:val="18"/>
                 <w:szCs w:val="18"/>
               </w:rPr>
-              <w:t xml:space="preserve">Links the Acacia and Euphorbia sap, leaf droplets and falling leaves, and at least two portfolio photographs or interviews, to the explanation.</w:t>
+              <w:t xml:space="preserve">Correctly names and explains diffusion, transpiration, exudation, guttation and tissue fall, and clearly distinguishes guttation from transpiration using local observations.</w:t>
             </w:r>
           </w:p>
         </w:tc>
@@ -1478,7 +1493,7 @@
                 <w:sz w:val="18"/>
                 <w:szCs w:val="18"/>
               </w:rPr>
-              <w:t xml:space="preserve">Refers to the phenomenon and one portfolio item, but links are not always explained.</w:t>
+              <w:t xml:space="preserve">Names most routes correctly and links them to the phenomenon, but the distinction between guttation and transpiration is partly unclear.</w:t>
             </w:r>
           </w:p>
         </w:tc>
@@ -1510,7 +1525,7 @@
                 <w:sz w:val="18"/>
                 <w:szCs w:val="18"/>
               </w:rPr>
-              <w:t xml:space="preserve">Little or no reference to the phenomenon or portfolio evidence.</w:t>
+              <w:t xml:space="preserve">Names few routes or mixes them up (for example guttation and transpiration).</w:t>
             </w:r>
           </w:p>
         </w:tc>
@@ -1544,7 +1559,7 @@
                 <w:sz w:val="18"/>
                 <w:szCs w:val="18"/>
               </w:rPr>
-              <w:t xml:space="preserve">Economic and medicinal applications</w:t>
+              <w:t xml:space="preserve">Use of Claim-Evidence-Reasoning with data</w:t>
             </w:r>
           </w:p>
         </w:tc>
@@ -1576,7 +1591,7 @@
                 <w:sz w:val="18"/>
                 <w:szCs w:val="18"/>
               </w:rPr>
-              <w:t xml:space="preserve">Explains at least three uses (e.g. latex, tannins, gums, alkaloids) with correct links to waste products and mentions regulated use of habit-forming alkaloids.</w:t>
+              <w:t xml:space="preserve">Claim is clear; evidence is specific (microscope, hand lens, bell jar, portfolio); reasoning links the evidence to the claim.</w:t>
             </w:r>
           </w:p>
         </w:tc>
@@ -1608,7 +1623,7 @@
                 <w:sz w:val="18"/>
                 <w:szCs w:val="18"/>
               </w:rPr>
-              <w:t xml:space="preserve">Gives two or three uses with mostly correct links; regulation is mentioned briefly or missed.</w:t>
+              <w:t xml:space="preserve">Claim and evidence are present, but the reasoning is brief or the link is not fully explained.</w:t>
             </w:r>
           </w:p>
         </w:tc>
@@ -1640,7 +1655,7 @@
                 <w:sz w:val="18"/>
                 <w:szCs w:val="18"/>
               </w:rPr>
-              <w:t xml:space="preserve">Gives one use or incorrect uses, with no link to excretory products.</w:t>
+              <w:t xml:space="preserve">Claim is missing or unsupported, or evidence is general and not from the lessons.</w:t>
             </w:r>
           </w:p>
         </w:tc>
@@ -1674,7 +1689,7 @@
                 <w:sz w:val="18"/>
                 <w:szCs w:val="18"/>
               </w:rPr>
-              <w:t xml:space="preserve">Communication and Kenyan context</w:t>
+              <w:t xml:space="preserve">Economic value and risks of plant excretory products</w:t>
             </w:r>
           </w:p>
         </w:tc>
@@ -1706,7 +1721,7 @@
                 <w:sz w:val="18"/>
                 <w:szCs w:val="18"/>
               </w:rPr>
-              <w:t xml:space="preserve">Clear, logical, well-organised writing with correct scientific terms and relevant Kenyan examples and places; the poster supports the writing.</w:t>
+              <w:t xml:space="preserve">Gives at least four correct products with Kenyan examples and uses, explains why waste to the plant is valuable, and discusses alkaloid risks and substance abuse.</w:t>
             </w:r>
           </w:p>
         </w:tc>
@@ -1738,7 +1753,7 @@
                 <w:sz w:val="18"/>
                 <w:szCs w:val="18"/>
               </w:rPr>
-              <w:t xml:space="preserve">Mostly clear writing with some scientific terms and some Kenyan examples.</w:t>
+              <w:t xml:space="preserve">Gives two or three products with uses and a partial explanation of value or risk.</w:t>
             </w:r>
           </w:p>
         </w:tc>
@@ -1770,7 +1785,137 @@
                 <w:sz w:val="18"/>
                 <w:szCs w:val="18"/>
               </w:rPr>
-              <w:t xml:space="preserve">Writing is hard to follow, with few scientific terms and no local examples.</w:t>
+              <w:t xml:space="preserve">Lists one product or gives uses without explanation, with no mention of risks.</w:t>
+            </w:r>
+          </w:p>
+        </w:tc>
+      </w:tr>
+      <w:tr>
+        <w:tc>
+          <w:tcPr>
+            <w:tcW w:type="dxa" w:w="3000"/>
+            <w:shd w:fill="D5E8F0" w:color="auto" w:val="clear"/>
+            <w:tcMar>
+              <w:top w:type="dxa" w:w="60"/>
+              <w:left w:type="dxa" w:w="120"/>
+              <w:bottom w:type="dxa" w:w="60"/>
+              <w:right w:type="dxa" w:w="120"/>
+            </w:tcMar>
+            <w:vAlign w:val="top"/>
+          </w:tcPr>
+          <w:p>
+            <w:pPr>
+              <w:spacing w:after="40" w:before="0"/>
+              <w:jc w:val="left"/>
+            </w:pPr>
+            <w:r>
+              <w:rPr>
+                <w:rFonts w:ascii="Arial" w:cs="Arial" w:eastAsia="Arial" w:hAnsi="Arial"/>
+                <w:b w:val="false"/>
+                <w:bCs w:val="false"/>
+                <w:i w:val="false"/>
+                <w:iCs w:val="false"/>
+                <w:color w:val="000000"/>
+                <w:sz w:val="18"/>
+                <w:szCs w:val="18"/>
+              </w:rPr>
+              <w:t xml:space="preserve">Scientific vocabulary and communication</w:t>
+            </w:r>
+          </w:p>
+        </w:tc>
+        <w:tc>
+          <w:tcPr>
+            <w:tcW w:type="dxa" w:w="3560"/>
+            <w:shd w:fill="FFFFFF" w:color="auto" w:val="clear"/>
+            <w:tcMar>
+              <w:top w:type="dxa" w:w="60"/>
+              <w:left w:type="dxa" w:w="120"/>
+              <w:bottom w:type="dxa" w:w="60"/>
+              <w:right w:type="dxa" w:w="120"/>
+            </w:tcMar>
+            <w:vAlign w:val="top"/>
+          </w:tcPr>
+          <w:p>
+            <w:pPr>
+              <w:spacing w:after="40" w:before="0"/>
+              <w:jc w:val="left"/>
+            </w:pPr>
+            <w:r>
+              <w:rPr>
+                <w:rFonts w:ascii="Arial" w:cs="Arial" w:eastAsia="Arial" w:hAnsi="Arial"/>
+                <w:b w:val="false"/>
+                <w:bCs w:val="false"/>
+                <w:i w:val="false"/>
+                <w:iCs w:val="false"/>
+                <w:color w:val="000000"/>
+                <w:sz w:val="18"/>
+                <w:szCs w:val="18"/>
+              </w:rPr>
+              <w:t xml:space="preserve">Uses terms such as excretion, stomata, lenticels, hydathodes, exudation and guttation accurately in a clear, organised answer and ends with a relevant new question.</w:t>
+            </w:r>
+          </w:p>
+        </w:tc>
+        <w:tc>
+          <w:tcPr>
+            <w:tcW w:type="dxa" w:w="3560"/>
+            <w:shd w:fill="F2F2F2" w:color="auto" w:val="clear"/>
+            <w:tcMar>
+              <w:top w:type="dxa" w:w="60"/>
+              <w:left w:type="dxa" w:w="120"/>
+              <w:bottom w:type="dxa" w:w="60"/>
+              <w:right w:type="dxa" w:w="120"/>
+            </w:tcMar>
+            <w:vAlign w:val="top"/>
+          </w:tcPr>
+          <w:p>
+            <w:pPr>
+              <w:spacing w:after="40" w:before="0"/>
+              <w:jc w:val="left"/>
+            </w:pPr>
+            <w:r>
+              <w:rPr>
+                <w:rFonts w:ascii="Arial" w:cs="Arial" w:eastAsia="Arial" w:hAnsi="Arial"/>
+                <w:b w:val="false"/>
+                <w:bCs w:val="false"/>
+                <w:i w:val="false"/>
+                <w:iCs w:val="false"/>
+                <w:color w:val="000000"/>
+                <w:sz w:val="18"/>
+                <w:szCs w:val="18"/>
+              </w:rPr>
+              <w:t xml:space="preserve">Uses most terms correctly and is generally clear.</w:t>
+            </w:r>
+          </w:p>
+        </w:tc>
+        <w:tc>
+          <w:tcPr>
+            <w:tcW w:type="dxa" w:w="3560"/>
+            <w:shd w:fill="FFFFFF" w:color="auto" w:val="clear"/>
+            <w:tcMar>
+              <w:top w:type="dxa" w:w="60"/>
+              <w:left w:type="dxa" w:w="120"/>
+              <w:bottom w:type="dxa" w:w="60"/>
+              <w:right w:type="dxa" w:w="120"/>
+            </w:tcMar>
+            <w:vAlign w:val="top"/>
+          </w:tcPr>
+          <w:p>
+            <w:pPr>
+              <w:spacing w:after="40" w:before="0"/>
+              <w:jc w:val="left"/>
+            </w:pPr>
+            <w:r>
+              <w:rPr>
+                <w:rFonts w:ascii="Arial" w:cs="Arial" w:eastAsia="Arial" w:hAnsi="Arial"/>
+                <w:b w:val="false"/>
+                <w:bCs w:val="false"/>
+                <w:i w:val="false"/>
+                <w:iCs w:val="false"/>
+                <w:color w:val="000000"/>
+                <w:sz w:val="18"/>
+                <w:szCs w:val="18"/>
+              </w:rPr>
+              <w:t xml:space="preserve">Uses few scientific terms correctly and the answer is hard to follow.</w:t>
             </w:r>
           </w:p>
         </w:tc>
@@ -1894,7 +2039,7 @@
         </w:rPr>
         <w:t xml:space="preserve">© 2026 SeaVuria and ARES. This work is licensed under a </w:t>
       </w:r>
-      <w:hyperlink w:history="1" r:id="rIdquqeddhqdco0brpw_xpil">
+      <w:hyperlink w:history="1" r:id="rIdbzxqpqe-gtfzmr1tmusn5">
         <w:r>
           <w:rPr>
             <w:rFonts w:ascii="Arial" w:cs="Arial" w:eastAsia="Arial" w:hAnsi="Arial"/>
@@ -1914,7 +2059,7 @@
         </w:rPr>
         <w:t xml:space="preserve"> (</w:t>
       </w:r>
-      <w:hyperlink w:history="1" r:id="rIdesxa9xmdynj_59dhgzor2">
+      <w:hyperlink w:history="1" r:id="rId21jacpi6ledmjckl7qxmv">
         <w:r>
           <w:rPr>
             <w:rFonts w:ascii="Arial" w:cs="Arial" w:eastAsia="Arial" w:hAnsi="Arial"/>
@@ -1934,7 +2079,7 @@
         </w:rPr>
         <w:t xml:space="preserve">). To view a copy of this license, visit </w:t>
       </w:r>
-      <w:hyperlink w:history="1" r:id="rIda3-tcdssh_49x-3di3d0_">
+      <w:hyperlink w:history="1" r:id="rIdqd01pn9v4i-m4q7wgvpar">
         <w:r>
           <w:rPr>
             <w:rFonts w:ascii="Arial" w:cs="Arial" w:eastAsia="Arial" w:hAnsi="Arial"/>

--- a/data/outputs/v2/Grade11/Biology/Lesson_Plans/SS2.3_Excretion_in_Plants/Biology_Excretion_in_Plants_FinalExplanation.docx
+++ b/data/outputs/v2/Grade11/Biology/Lesson_Plans/SS2.3_Excretion_in_Plants/Biology_Excretion_in_Plants_FinalExplanation.docx
@@ -2039,7 +2039,7 @@
         </w:rPr>
         <w:t xml:space="preserve">© 2026 SeaVuria and ARES. This work is licensed under a </w:t>
       </w:r>
-      <w:hyperlink w:history="1" r:id="rIdbzxqpqe-gtfzmr1tmusn5">
+      <w:hyperlink w:history="1" r:id="rIdksp9_g_-ke_ugzf2ypua-">
         <w:r>
           <w:rPr>
             <w:rFonts w:ascii="Arial" w:cs="Arial" w:eastAsia="Arial" w:hAnsi="Arial"/>
@@ -2059,7 +2059,7 @@
         </w:rPr>
         <w:t xml:space="preserve"> (</w:t>
       </w:r>
-      <w:hyperlink w:history="1" r:id="rId21jacpi6ledmjckl7qxmv">
+      <w:hyperlink w:history="1" r:id="rIdt2nhxv--gkxzoesuzbhxp">
         <w:r>
           <w:rPr>
             <w:rFonts w:ascii="Arial" w:cs="Arial" w:eastAsia="Arial" w:hAnsi="Arial"/>
@@ -2079,7 +2079,7 @@
         </w:rPr>
         <w:t xml:space="preserve">). To view a copy of this license, visit </w:t>
       </w:r>
-      <w:hyperlink w:history="1" r:id="rIdqd01pn9v4i-m4q7wgvpar">
+      <w:hyperlink w:history="1" r:id="rIdo8g3ohy_1isdh325urjsf">
         <w:r>
           <w:rPr>
             <w:rFonts w:ascii="Arial" w:cs="Arial" w:eastAsia="Arial" w:hAnsi="Arial"/>

--- a/data/outputs/v2/Grade11/Biology/Lesson_Plans/SS2.3_Excretion_in_Plants/Biology_Excretion_in_Plants_FinalExplanation.docx
+++ b/data/outputs/v2/Grade11/Biology/Lesson_Plans/SS2.3_Excretion_in_Plants/Biology_Excretion_in_Plants_FinalExplanation.docx
@@ -2039,7 +2039,7 @@
         </w:rPr>
         <w:t xml:space="preserve">© 2026 SeaVuria and ARES. This work is licensed under a </w:t>
       </w:r>
-      <w:hyperlink w:history="1" r:id="rIdksp9_g_-ke_ugzf2ypua-">
+      <w:hyperlink w:history="1" r:id="rIdxdhaggwfwkpniuhgd7cvt">
         <w:r>
           <w:rPr>
             <w:rFonts w:ascii="Arial" w:cs="Arial" w:eastAsia="Arial" w:hAnsi="Arial"/>
@@ -2059,7 +2059,7 @@
         </w:rPr>
         <w:t xml:space="preserve"> (</w:t>
       </w:r>
-      <w:hyperlink w:history="1" r:id="rIdt2nhxv--gkxzoesuzbhxp">
+      <w:hyperlink w:history="1" r:id="rIdk1kgoxbiyqektfwbkdajd">
         <w:r>
           <w:rPr>
             <w:rFonts w:ascii="Arial" w:cs="Arial" w:eastAsia="Arial" w:hAnsi="Arial"/>
@@ -2079,7 +2079,7 @@
         </w:rPr>
         <w:t xml:space="preserve">). To view a copy of this license, visit </w:t>
       </w:r>
-      <w:hyperlink w:history="1" r:id="rIdo8g3ohy_1isdh325urjsf">
+      <w:hyperlink w:history="1" r:id="rIdkbchgiv8d5zmyjypdxipy">
         <w:r>
           <w:rPr>
             <w:rFonts w:ascii="Arial" w:cs="Arial" w:eastAsia="Arial" w:hAnsi="Arial"/>

--- a/data/outputs/v2/Grade11/Biology/Lesson_Plans/SS2.3_Excretion_in_Plants/Biology_Excretion_in_Plants_FinalExplanation.docx
+++ b/data/outputs/v2/Grade11/Biology/Lesson_Plans/SS2.3_Excretion_in_Plants/Biology_Excretion_in_Plants_FinalExplanation.docx
@@ -2039,7 +2039,7 @@
         </w:rPr>
         <w:t xml:space="preserve">© 2026 SeaVuria and ARES. This work is licensed under a </w:t>
       </w:r>
-      <w:hyperlink w:history="1" r:id="rIdxdhaggwfwkpniuhgd7cvt">
+      <w:hyperlink w:history="1" r:id="rIdrrbak0tuxpja8t9wukxqi">
         <w:r>
           <w:rPr>
             <w:rFonts w:ascii="Arial" w:cs="Arial" w:eastAsia="Arial" w:hAnsi="Arial"/>
@@ -2059,7 +2059,7 @@
         </w:rPr>
         <w:t xml:space="preserve"> (</w:t>
       </w:r>
-      <w:hyperlink w:history="1" r:id="rIdk1kgoxbiyqektfwbkdajd">
+      <w:hyperlink w:history="1" r:id="rIdcasfzstj-af4jxka-nnnf">
         <w:r>
           <w:rPr>
             <w:rFonts w:ascii="Arial" w:cs="Arial" w:eastAsia="Arial" w:hAnsi="Arial"/>
@@ -2079,7 +2079,7 @@
         </w:rPr>
         <w:t xml:space="preserve">). To view a copy of this license, visit </w:t>
       </w:r>
-      <w:hyperlink w:history="1" r:id="rIdkbchgiv8d5zmyjypdxipy">
+      <w:hyperlink w:history="1" r:id="rIdtngaee_ltkbcsqvptvmrf">
         <w:r>
           <w:rPr>
             <w:rFonts w:ascii="Arial" w:cs="Arial" w:eastAsia="Arial" w:hAnsi="Arial"/>

--- a/data/outputs/v2/Grade11/Biology/Lesson_Plans/SS2.3_Excretion_in_Plants/Biology_Excretion_in_Plants_FinalExplanation.docx
+++ b/data/outputs/v2/Grade11/Biology/Lesson_Plans/SS2.3_Excretion_in_Plants/Biology_Excretion_in_Plants_FinalExplanation.docx
@@ -2039,7 +2039,7 @@
         </w:rPr>
         <w:t xml:space="preserve">© 2026 SeaVuria and ARES. This work is licensed under a </w:t>
       </w:r>
-      <w:hyperlink w:history="1" r:id="rIdrrbak0tuxpja8t9wukxqi">
+      <w:hyperlink w:history="1" r:id="rIdcf3sscwajlmnnlm8ujzdy">
         <w:r>
           <w:rPr>
             <w:rFonts w:ascii="Arial" w:cs="Arial" w:eastAsia="Arial" w:hAnsi="Arial"/>
@@ -2059,7 +2059,7 @@
         </w:rPr>
         <w:t xml:space="preserve"> (</w:t>
       </w:r>
-      <w:hyperlink w:history="1" r:id="rIdcasfzstj-af4jxka-nnnf">
+      <w:hyperlink w:history="1" r:id="rId2d6m-z3zlmchjvvzzme7k">
         <w:r>
           <w:rPr>
             <w:rFonts w:ascii="Arial" w:cs="Arial" w:eastAsia="Arial" w:hAnsi="Arial"/>
@@ -2079,7 +2079,7 @@
         </w:rPr>
         <w:t xml:space="preserve">). To view a copy of this license, visit </w:t>
       </w:r>
-      <w:hyperlink w:history="1" r:id="rIdtngaee_ltkbcsqvptvmrf">
+      <w:hyperlink w:history="1" r:id="rIdigcrgpppic9eljbmbvaui">
         <w:r>
           <w:rPr>
             <w:rFonts w:ascii="Arial" w:cs="Arial" w:eastAsia="Arial" w:hAnsi="Arial"/>

--- a/data/outputs/v2/Grade11/Biology/Lesson_Plans/SS2.3_Excretion_in_Plants/Biology_Excretion_in_Plants_FinalExplanation.docx
+++ b/data/outputs/v2/Grade11/Biology/Lesson_Plans/SS2.3_Excretion_in_Plants/Biology_Excretion_in_Plants_FinalExplanation.docx
@@ -95,7 +95,7 @@
                 <w:sz w:val="22"/>
                 <w:szCs w:val="22"/>
               </w:rPr>
-              <w:t xml:space="preserve">FINAL EXPLANATION: BIOLOGY GRADE 11: EXCRETION IN PLANTS (SUB-STRAND 2.3)</w:t>
+              <w:t xml:space="preserve">FINAL EXPLANATION: BIOLOGY GRADE 11 – SUB-STRAND 2.3 EXCRETION IN PLANTS: FINAL EXPLANATION</w:t>
             </w:r>
           </w:p>
         </w:tc>
@@ -422,7 +422,7 @@
                 <w:sz w:val="18"/>
                 <w:szCs w:val="18"/>
               </w:rPr>
-              <w:t xml:space="preserve">This Final Explanation brings together everything you have learned in Lessons 1 to 5. Think about the trees and plants around our school: the Acacia and Euphorbia that ooze sticky sap or resin when cut, the droplets along the edges of grass and arrowroot (taro) leaves on a humid morning, and the old yellow leaves that fall. Answer each question in your own words in the space under it. Use the evidence you collected on the nature walks, in the microscope work, in your community interviews and portfolio, and in the class tables. Where a question asks for a Claim, Evidence and Reasoning, write all three parts. Use correct biology words such as excretion, exudation, guttation, transpiration, stomata, lenticels, hydathodes and tissue fall.</w:t>
+              <w:t xml:space="preserve">Our driving question is: How do trees and crops clear out their metabolic wastes without any organs or excretory systems, and why are these waste products worth so much money in our markets? Use what you observed on the school nature walks (cut Acacia and Euphorbia, droplets on grass and arrowroot leaves, falling yellow leaves), the guttation experiment, the leaf microscope work, your class tables and your community interview portfolio. Answer every section in your own words in the blank space under each prompt. Use Claim-Evidence-Reasoning (CER) where asked, name the evidence you collected, and write in full sentences. You may add labelled sketches.</w:t>
             </w:r>
           </w:p>
         </w:tc>
@@ -515,7 +515,7 @@
                 <w:sz w:val="18"/>
                 <w:szCs w:val="18"/>
               </w:rPr>
-              <w:t xml:space="preserve">Plants have no kidneys, bladders or sweating systems, yet they do not poison themselves with their own wastes. (a) What is excretion? (b) Explain why plants do not need complex excretory organs like the kidneys of humans. Use evidence from the metabolic rate chart and the mesophyll diagrams of CO2 and O2 that you studied, and from what you learned about the plant parts where wastes are kept.</w:t>
+              <w:t xml:space="preserve">In Lesson 1 we debated the statement 'Plants do not need kidneys.' (a) Define excretion. (b) Give three reasons why plants can manage without complex excretory organs. (c) Write a short CER statement that answers: why are plants able to live without kidneys, bladders or sweating systems?</w:t>
             </w:r>
           </w:p>
         </w:tc>
@@ -611,7 +611,7 @@
                 <w:sz w:val="22"/>
                 <w:szCs w:val="22"/>
               </w:rPr>
-              <w:t xml:space="preserve">Part 2: How wastes leave the plant</w:t>
+              <w:t xml:space="preserve">Part 2: Routes by which wastes leave the plant</w:t>
             </w:r>
           </w:p>
         </w:tc>
@@ -645,7 +645,7 @@
                 <w:sz w:val="18"/>
                 <w:szCs w:val="18"/>
               </w:rPr>
-              <w:t xml:space="preserve">Describe the different ways that plants get rid of wastes. For each route, name the waste (or substance) that leaves and the part of the plant involved. Then use your observations from the nature walk and the bell jar experiment to explain what is happening to (a) the milky sap on a cut Euphorbia and the hardened gum on Acacia, and (b) the droplets at the edges of grass and arrowroot leaves in the early morning. How is guttation different from transpiration?</w:t>
+              <w:t xml:space="preserve">Think about the nature walk, the potted seedling under the bell jar and the plastic bag over a branch. (a) Name the routes or processes by which plants lose wastes that we studied, and say which kind of waste leaves by each. (b) Explain how guttation differs from transpiration, using the droplets on arrowroot and grass leaves on the humid morning and what you saw at the plastic bag. (c) Which of our observations on the walk showed exudation, and which showed tissue fall?</w:t>
             </w:r>
           </w:p>
         </w:tc>
@@ -741,7 +741,7 @@
                 <w:sz w:val="22"/>
                 <w:szCs w:val="22"/>
               </w:rPr>
-              <w:t xml:space="preserve">Part 3: Where do insoluble wastes go?</w:t>
+              <w:t xml:space="preserve">Part 3: Where insoluble wastes go</w:t>
             </w:r>
           </w:p>
         </w:tc>
@@ -775,7 +775,7 @@
                 <w:sz w:val="18"/>
                 <w:szCs w:val="18"/>
               </w:rPr>
-              <w:t xml:space="preserve">Write a Claim, Evidence and Reasoning (CER) explanation to answer this question: How do plants get rid of wastes that cannot dissolve in water or evaporate? Use what you saw when you compared young green leaves with old yellow or brown leaves, and what you saw under the microscope, including how the crystals behaved when you added dilute acid. Explain why falling leaves can be called excretion.</w:t>
+              <w:t xml:space="preserve">In Lesson 3 you collected young green leaves and old yellow or brown leaves and examined them under the light microscope. (a) What wastes can a plant not dissolve and remove in liquid form, and where does it deposit them? (b) Explain, using a CER statement and the observations you recorded in your own microscope work, how shedding old leaves is a form of excretion. (c) How does this idea also help explain the resin or gum on cut Acacia and Euphorbia?</w:t>
             </w:r>
           </w:p>
         </w:tc>
@@ -871,7 +871,7 @@
                 <w:sz w:val="22"/>
                 <w:szCs w:val="22"/>
               </w:rPr>
-              <w:t xml:space="preserve">Part 4: Why plant wastes are valuable in Kenya</w:t>
+              <w:t xml:space="preserve">Part 4: Waste to the plant, wealth to people</w:t>
             </w:r>
           </w:p>
         </w:tc>
@@ -905,7 +905,7 @@
                 <w:sz w:val="18"/>
                 <w:szCs w:val="18"/>
               </w:rPr>
-              <w:t xml:space="preserve">Many plant excretory products sell well in Kenyan markets. (a) Name at least four types of plant excretory products from your class table, and for each give an example of a plant or place in Kenya and one use. (b) Explain why something that is waste to the plant is valuable to people. (c) Explain what the Lesson 5 discussion taught you about the risks of some of these products.</w:t>
+              <w:t xml:space="preserve">Use your class table from Lesson 4 and your community interview portfolio and group poster. (a) Name the types of plant excretory products that we categorised, giving one plant source and one use for each. (b) Why can something that is waste to the plant be valuable in Kenyan markets? Give examples of places or products from our lessons. (c) Some alkaloids are harmful when abused. Describe the risk of such abuse and how people should handle these products.</w:t>
             </w:r>
           </w:p>
         </w:tc>
@@ -1001,7 +1001,7 @@
                 <w:sz w:val="22"/>
                 <w:szCs w:val="22"/>
               </w:rPr>
-              <w:t xml:space="preserve">Part 5: Final explanation and your portfolio</w:t>
+              <w:t xml:space="preserve">Part 5: Final Explanation</w:t>
             </w:r>
           </w:p>
         </w:tc>
@@ -1035,7 +1035,7 @@
                 <w:sz w:val="18"/>
                 <w:szCs w:val="18"/>
               </w:rPr>
-              <w:t xml:space="preserve">Write your own final explanation of the driving question: How do trees and crops clear out their metabolic wastes without any organs or excretory systems, and why are these waste products worth so much money in our markets? Your answer must use a Claim, Evidence and Reasoning structure. Use at least one piece of evidence from your community interview and photography portfolio or poster. Finish with the new question that your group has about the use of these products.</w:t>
+              <w:t xml:space="preserve">Answer the driving question in your own words as a complete Claim-Evidence-Reasoning explanation: How do trees and crops clear out their metabolic wastes without any organs or excretory systems, and why are these waste products worth so much money in our markets? Refer to the Acacia and Euphorbia trees, the droplets on arrowroot and grass leaves, and the falling old leaves. Then state the new question that our class now wants to investigate and say why it matters.</w:t>
             </w:r>
           </w:p>
         </w:tc>
@@ -1331,7 +1331,7 @@
                 <w:sz w:val="18"/>
                 <w:szCs w:val="18"/>
               </w:rPr>
-              <w:t xml:space="preserve">Gives all three reasons (low metabolic rate, recycling of CO2 and O2, storage of insoluble wastes) and links each to evidence from the chart or mesophyll diagrams.</w:t>
+              <w:t xml:space="preserve">Gives all three reasons (low metabolic rate, recycling of gases, storage of insoluble wastes) with specific evidence from the chart and mesophyll diagrams.</w:t>
             </w:r>
           </w:p>
         </w:tc>
@@ -1363,7 +1363,7 @@
                 <w:sz w:val="18"/>
                 <w:szCs w:val="18"/>
               </w:rPr>
-              <w:t xml:space="preserve">Gives two or three reasons correctly, with limited reference to evidence.</w:t>
+              <w:t xml:space="preserve">Gives two or three reasons with some evidence.</w:t>
             </w:r>
           </w:p>
         </w:tc>
@@ -1395,7 +1395,7 @@
                 <w:sz w:val="18"/>
                 <w:szCs w:val="18"/>
               </w:rPr>
-              <w:t xml:space="preserve">Gives one reason or confuses excretion with other processes, with little evidence.</w:t>
+              <w:t xml:space="preserve">Gives one reason or lists reasons without evidence.</w:t>
             </w:r>
           </w:p>
         </w:tc>
@@ -1461,7 +1461,7 @@
                 <w:sz w:val="18"/>
                 <w:szCs w:val="18"/>
               </w:rPr>
-              <w:t xml:space="preserve">Correctly names and explains diffusion, transpiration, exudation, guttation and tissue fall, and clearly distinguishes guttation from transpiration using local observations.</w:t>
+              <w:t xml:space="preserve">Correctly names diffusion, transpiration, guttation, exudation and tissue fall, matches each to the waste type, and clearly distinguishes guttation from transpiration using local observations.</w:t>
             </w:r>
           </w:p>
         </w:tc>
@@ -1493,7 +1493,7 @@
                 <w:sz w:val="18"/>
                 <w:szCs w:val="18"/>
               </w:rPr>
-              <w:t xml:space="preserve">Names most routes correctly and links them to the phenomenon, but the distinction between guttation and transpiration is partly unclear.</w:t>
+              <w:t xml:space="preserve">Names most routes correctly with minor confusion between guttation and transpiration.</w:t>
             </w:r>
           </w:p>
         </w:tc>
@@ -1525,7 +1525,7 @@
                 <w:sz w:val="18"/>
                 <w:szCs w:val="18"/>
               </w:rPr>
-              <w:t xml:space="preserve">Names few routes or mixes them up (for example guttation and transpiration).</w:t>
+              <w:t xml:space="preserve">Names few routes or confuses them.</w:t>
             </w:r>
           </w:p>
         </w:tc>
@@ -1559,7 +1559,7 @@
                 <w:sz w:val="18"/>
                 <w:szCs w:val="18"/>
               </w:rPr>
-              <w:t xml:space="preserve">Use of Claim-Evidence-Reasoning with data</w:t>
+              <w:t xml:space="preserve">Use of evidence and CER reasoning</w:t>
             </w:r>
           </w:p>
         </w:tc>
@@ -1591,7 +1591,7 @@
                 <w:sz w:val="18"/>
                 <w:szCs w:val="18"/>
               </w:rPr>
-              <w:t xml:space="preserve">Claim is clear; evidence is specific (microscope, hand lens, bell jar, portfolio); reasoning links the evidence to the claim.</w:t>
+              <w:t xml:space="preserve">Claim is clear, evidence comes from lesson observations (Acacia, Euphorbia, arrowroot and grass droplets, leaf microscope work), and reasoning links the evidence to the claim.</w:t>
             </w:r>
           </w:p>
         </w:tc>
@@ -1623,7 +1623,7 @@
                 <w:sz w:val="18"/>
                 <w:szCs w:val="18"/>
               </w:rPr>
-              <w:t xml:space="preserve">Claim and evidence are present, but the reasoning is brief or the link is not fully explained.</w:t>
+              <w:t xml:space="preserve">Claim and evidence present; reasoning is partial.</w:t>
             </w:r>
           </w:p>
         </w:tc>
@@ -1655,7 +1655,7 @@
                 <w:sz w:val="18"/>
                 <w:szCs w:val="18"/>
               </w:rPr>
-              <w:t xml:space="preserve">Claim is missing or unsupported, or evidence is general and not from the lessons.</w:t>
+              <w:t xml:space="preserve">Claim is unsupported or evidence is not from the lessons.</w:t>
             </w:r>
           </w:p>
         </w:tc>
@@ -1689,7 +1689,7 @@
                 <w:sz w:val="18"/>
                 <w:szCs w:val="18"/>
               </w:rPr>
-              <w:t xml:space="preserve">Economic value and risks of plant excretory products</w:t>
+              <w:t xml:space="preserve">Economic value and community uses</w:t>
             </w:r>
           </w:p>
         </w:tc>
@@ -1721,7 +1721,7 @@
                 <w:sz w:val="18"/>
                 <w:szCs w:val="18"/>
               </w:rPr>
-              <w:t xml:space="preserve">Gives at least four correct products with Kenyan examples and uses, explains why waste to the plant is valuable, and discusses alkaloid risks and substance abuse.</w:t>
+              <w:t xml:space="preserve">Accurately links products, sources and uses (gum arabic, latex, tannins, quinine, caffeine) to Kenyan markets, and explains the risk of harmful alkaloids.</w:t>
             </w:r>
           </w:p>
         </w:tc>
@@ -1753,7 +1753,7 @@
                 <w:sz w:val="18"/>
                 <w:szCs w:val="18"/>
               </w:rPr>
-              <w:t xml:space="preserve">Gives two or three products with uses and a partial explanation of value or risk.</w:t>
+              <w:t xml:space="preserve">Gives several correct products and uses, with limited explanation of value or risks.</w:t>
             </w:r>
           </w:p>
         </w:tc>
@@ -1785,7 +1785,7 @@
                 <w:sz w:val="18"/>
                 <w:szCs w:val="18"/>
               </w:rPr>
-              <w:t xml:space="preserve">Lists one product or gives uses without explanation, with no mention of risks.</w:t>
+              <w:t xml:space="preserve">Gives few or inaccurate examples.</w:t>
             </w:r>
           </w:p>
         </w:tc>
@@ -1819,7 +1819,7 @@
                 <w:sz w:val="18"/>
                 <w:szCs w:val="18"/>
               </w:rPr>
-              <w:t xml:space="preserve">Scientific vocabulary and communication</w:t>
+              <w:t xml:space="preserve">Final explanation and new question</w:t>
             </w:r>
           </w:p>
         </w:tc>
@@ -1851,7 +1851,7 @@
                 <w:sz w:val="18"/>
                 <w:szCs w:val="18"/>
               </w:rPr>
-              <w:t xml:space="preserve">Uses terms such as excretion, stomata, lenticels, hydathodes, exudation and guttation accurately in a clear, organised answer and ends with a relevant new question.</w:t>
+              <w:t xml:space="preserve">Integrates how wastes are removed and why they are valuable in one coherent answer and states the sustainable harvesting question with a reason.</w:t>
             </w:r>
           </w:p>
         </w:tc>
@@ -1883,7 +1883,7 @@
                 <w:sz w:val="18"/>
                 <w:szCs w:val="18"/>
               </w:rPr>
-              <w:t xml:space="preserve">Uses most terms correctly and is generally clear.</w:t>
+              <w:t xml:space="preserve">Answer covers both parts but is not fully connected, and the new question is stated.</w:t>
             </w:r>
           </w:p>
         </w:tc>
@@ -1915,7 +1915,7 @@
                 <w:sz w:val="18"/>
                 <w:szCs w:val="18"/>
               </w:rPr>
-              <w:t xml:space="preserve">Uses few scientific terms correctly and the answer is hard to follow.</w:t>
+              <w:t xml:space="preserve">Answer covers only one part or omits the new question.</w:t>
             </w:r>
           </w:p>
         </w:tc>
@@ -2039,7 +2039,7 @@
         </w:rPr>
         <w:t xml:space="preserve">© 2026 SeaVuria and ARES. This work is licensed under a </w:t>
       </w:r>
-      <w:hyperlink w:history="1" r:id="rIdcf3sscwajlmnnlm8ujzdy">
+      <w:hyperlink w:history="1" r:id="rId3niwq_2cl_oougglhaw9n">
         <w:r>
           <w:rPr>
             <w:rFonts w:ascii="Arial" w:cs="Arial" w:eastAsia="Arial" w:hAnsi="Arial"/>
@@ -2059,7 +2059,7 @@
         </w:rPr>
         <w:t xml:space="preserve"> (</w:t>
       </w:r>
-      <w:hyperlink w:history="1" r:id="rId2d6m-z3zlmchjvvzzme7k">
+      <w:hyperlink w:history="1" r:id="rIdzsixtkwtcboljjwpfpptl">
         <w:r>
           <w:rPr>
             <w:rFonts w:ascii="Arial" w:cs="Arial" w:eastAsia="Arial" w:hAnsi="Arial"/>
@@ -2079,7 +2079,7 @@
         </w:rPr>
         <w:t xml:space="preserve">). To view a copy of this license, visit </w:t>
       </w:r>
-      <w:hyperlink w:history="1" r:id="rIdigcrgpppic9eljbmbvaui">
+      <w:hyperlink w:history="1" r:id="rIdfdkmr3i7vqabez7yjvtwu">
         <w:r>
           <w:rPr>
             <w:rFonts w:ascii="Arial" w:cs="Arial" w:eastAsia="Arial" w:hAnsi="Arial"/>

--- a/data/outputs/v2/Grade11/Biology/Lesson_Plans/SS2.3_Excretion_in_Plants/Biology_Excretion_in_Plants_FinalExplanation.docx
+++ b/data/outputs/v2/Grade11/Biology/Lesson_Plans/SS2.3_Excretion_in_Plants/Biology_Excretion_in_Plants_FinalExplanation.docx
@@ -4,6 +4,7 @@
   <w:body>
     <w:p>
       <w:pPr>
+        <w:keepNext w:val="false"/>
         <w:spacing w:after="30" w:before="0"/>
         <w:jc w:val="center"/>
       </w:pPr>
@@ -23,6 +24,7 @@
     </w:p>
     <w:p>
       <w:pPr>
+        <w:keepNext w:val="false"/>
         <w:spacing w:after="60" w:before="0"/>
         <w:jc w:val="center"/>
       </w:pPr>
@@ -81,6 +83,7 @@
           </w:tcPr>
           <w:p>
             <w:pPr>
+              <w:keepNext w:val="false"/>
               <w:spacing w:after="40" w:before="0"/>
               <w:jc w:val="center"/>
             </w:pPr>
@@ -116,6 +119,7 @@
           </w:tcPr>
           <w:p>
             <w:pPr>
+              <w:keepNext w:val="false"/>
               <w:spacing w:after="40" w:before="0"/>
               <w:jc w:val="center"/>
             </w:pPr>
@@ -150,6 +154,7 @@
           </w:tcPr>
           <w:p>
             <w:pPr>
+              <w:keepNext w:val="false"/>
               <w:spacing w:after="40" w:before="0"/>
               <w:jc w:val="left"/>
             </w:pPr>
@@ -182,6 +187,7 @@
           </w:tcPr>
           <w:p>
             <w:pPr>
+              <w:keepNext w:val="false"/>
               <w:spacing w:after="40" w:before="0"/>
               <w:jc w:val="left"/>
             </w:pPr>
@@ -216,6 +222,7 @@
           </w:tcPr>
           <w:p>
             <w:pPr>
+              <w:keepNext w:val="false"/>
               <w:spacing w:after="40" w:before="0"/>
               <w:jc w:val="left"/>
             </w:pPr>
@@ -248,6 +255,7 @@
           </w:tcPr>
           <w:p>
             <w:pPr>
+              <w:keepNext w:val="false"/>
               <w:spacing w:after="40" w:before="0"/>
               <w:jc w:val="left"/>
             </w:pPr>
@@ -282,6 +290,7 @@
           </w:tcPr>
           <w:p>
             <w:pPr>
+              <w:keepNext w:val="false"/>
               <w:spacing w:after="40" w:before="0"/>
               <w:jc w:val="left"/>
             </w:pPr>
@@ -314,6 +323,7 @@
           </w:tcPr>
           <w:p>
             <w:pPr>
+              <w:keepNext w:val="false"/>
               <w:spacing w:after="40" w:before="0"/>
               <w:jc w:val="left"/>
             </w:pPr>
@@ -374,6 +384,7 @@
           </w:tcPr>
           <w:p>
             <w:pPr>
+              <w:keepNext w:val="false"/>
               <w:spacing w:after="40" w:before="0"/>
               <w:jc w:val="center"/>
             </w:pPr>
@@ -408,6 +419,7 @@
           </w:tcPr>
           <w:p>
             <w:pPr>
+              <w:keepNext w:val="false"/>
               <w:spacing w:after="40" w:before="0"/>
               <w:jc w:val="left"/>
             </w:pPr>
@@ -467,6 +479,7 @@
           </w:tcPr>
           <w:p>
             <w:pPr>
+              <w:keepNext/>
               <w:spacing w:after="40" w:before="0"/>
               <w:jc w:val="center"/>
             </w:pPr>
@@ -501,6 +514,7 @@
           </w:tcPr>
           <w:p>
             <w:pPr>
+              <w:keepNext/>
               <w:spacing w:after="40" w:before="0"/>
               <w:jc w:val="left"/>
             </w:pPr>
@@ -538,6 +552,7 @@
           </w:tcPr>
           <w:p>
             <w:pPr>
+              <w:keepNext w:val="false"/>
               <w:spacing w:after="40" w:before="0"/>
               <w:jc w:val="left"/>
             </w:pPr>
@@ -597,6 +612,7 @@
           </w:tcPr>
           <w:p>
             <w:pPr>
+              <w:keepNext/>
               <w:spacing w:after="40" w:before="0"/>
               <w:jc w:val="center"/>
             </w:pPr>
@@ -631,6 +647,7 @@
           </w:tcPr>
           <w:p>
             <w:pPr>
+              <w:keepNext/>
               <w:spacing w:after="40" w:before="0"/>
               <w:jc w:val="left"/>
             </w:pPr>
@@ -668,6 +685,7 @@
           </w:tcPr>
           <w:p>
             <w:pPr>
+              <w:keepNext w:val="false"/>
               <w:spacing w:after="40" w:before="0"/>
               <w:jc w:val="left"/>
             </w:pPr>
@@ -727,6 +745,7 @@
           </w:tcPr>
           <w:p>
             <w:pPr>
+              <w:keepNext/>
               <w:spacing w:after="40" w:before="0"/>
               <w:jc w:val="center"/>
             </w:pPr>
@@ -761,6 +780,7 @@
           </w:tcPr>
           <w:p>
             <w:pPr>
+              <w:keepNext/>
               <w:spacing w:after="40" w:before="0"/>
               <w:jc w:val="left"/>
             </w:pPr>
@@ -798,6 +818,7 @@
           </w:tcPr>
           <w:p>
             <w:pPr>
+              <w:keepNext w:val="false"/>
               <w:spacing w:after="40" w:before="0"/>
               <w:jc w:val="left"/>
             </w:pPr>
@@ -857,6 +878,7 @@
           </w:tcPr>
           <w:p>
             <w:pPr>
+              <w:keepNext/>
               <w:spacing w:after="40" w:before="0"/>
               <w:jc w:val="center"/>
             </w:pPr>
@@ -891,6 +913,7 @@
           </w:tcPr>
           <w:p>
             <w:pPr>
+              <w:keepNext/>
               <w:spacing w:after="40" w:before="0"/>
               <w:jc w:val="left"/>
             </w:pPr>
@@ -928,6 +951,7 @@
           </w:tcPr>
           <w:p>
             <w:pPr>
+              <w:keepNext w:val="false"/>
               <w:spacing w:after="40" w:before="0"/>
               <w:jc w:val="left"/>
             </w:pPr>
@@ -987,6 +1011,7 @@
           </w:tcPr>
           <w:p>
             <w:pPr>
+              <w:keepNext/>
               <w:spacing w:after="40" w:before="0"/>
               <w:jc w:val="center"/>
             </w:pPr>
@@ -1021,6 +1046,7 @@
           </w:tcPr>
           <w:p>
             <w:pPr>
+              <w:keepNext/>
               <w:spacing w:after="40" w:before="0"/>
               <w:jc w:val="left"/>
             </w:pPr>
@@ -1058,6 +1084,7 @@
           </w:tcPr>
           <w:p>
             <w:pPr>
+              <w:keepNext w:val="false"/>
               <w:spacing w:after="40" w:before="0"/>
               <w:jc w:val="left"/>
             </w:pPr>
@@ -1121,6 +1148,7 @@
           </w:tcPr>
           <w:p>
             <w:pPr>
+              <w:keepNext w:val="false"/>
               <w:spacing w:after="40" w:before="0"/>
               <w:jc w:val="center"/>
             </w:pPr>
@@ -1155,6 +1183,7 @@
           </w:tcPr>
           <w:p>
             <w:pPr>
+              <w:keepNext w:val="false"/>
               <w:spacing w:after="40" w:before="0"/>
               <w:jc w:val="left"/>
             </w:pPr>
@@ -1187,6 +1216,7 @@
           </w:tcPr>
           <w:p>
             <w:pPr>
+              <w:keepNext w:val="false"/>
               <w:spacing w:after="40" w:before="0"/>
               <w:jc w:val="left"/>
             </w:pPr>
@@ -1219,6 +1249,7 @@
           </w:tcPr>
           <w:p>
             <w:pPr>
+              <w:keepNext w:val="false"/>
               <w:spacing w:after="40" w:before="0"/>
               <w:jc w:val="left"/>
             </w:pPr>
@@ -1251,6 +1282,7 @@
           </w:tcPr>
           <w:p>
             <w:pPr>
+              <w:keepNext w:val="false"/>
               <w:spacing w:after="40" w:before="0"/>
               <w:jc w:val="left"/>
             </w:pPr>
@@ -1285,6 +1317,7 @@
           </w:tcPr>
           <w:p>
             <w:pPr>
+              <w:keepNext w:val="false"/>
               <w:spacing w:after="40" w:before="0"/>
               <w:jc w:val="left"/>
             </w:pPr>
@@ -1317,6 +1350,7 @@
           </w:tcPr>
           <w:p>
             <w:pPr>
+              <w:keepNext w:val="false"/>
               <w:spacing w:after="40" w:before="0"/>
               <w:jc w:val="left"/>
             </w:pPr>
@@ -1349,6 +1383,7 @@
           </w:tcPr>
           <w:p>
             <w:pPr>
+              <w:keepNext w:val="false"/>
               <w:spacing w:after="40" w:before="0"/>
               <w:jc w:val="left"/>
             </w:pPr>
@@ -1381,6 +1416,7 @@
           </w:tcPr>
           <w:p>
             <w:pPr>
+              <w:keepNext w:val="false"/>
               <w:spacing w:after="40" w:before="0"/>
               <w:jc w:val="left"/>
             </w:pPr>
@@ -1415,6 +1451,7 @@
           </w:tcPr>
           <w:p>
             <w:pPr>
+              <w:keepNext w:val="false"/>
               <w:spacing w:after="40" w:before="0"/>
               <w:jc w:val="left"/>
             </w:pPr>
@@ -1447,6 +1484,7 @@
           </w:tcPr>
           <w:p>
             <w:pPr>
+              <w:keepNext w:val="false"/>
               <w:spacing w:after="40" w:before="0"/>
               <w:jc w:val="left"/>
             </w:pPr>
@@ -1479,6 +1517,7 @@
           </w:tcPr>
           <w:p>
             <w:pPr>
+              <w:keepNext w:val="false"/>
               <w:spacing w:after="40" w:before="0"/>
               <w:jc w:val="left"/>
             </w:pPr>
@@ -1511,6 +1550,7 @@
           </w:tcPr>
           <w:p>
             <w:pPr>
+              <w:keepNext w:val="false"/>
               <w:spacing w:after="40" w:before="0"/>
               <w:jc w:val="left"/>
             </w:pPr>
@@ -1545,6 +1585,7 @@
           </w:tcPr>
           <w:p>
             <w:pPr>
+              <w:keepNext w:val="false"/>
               <w:spacing w:after="40" w:before="0"/>
               <w:jc w:val="left"/>
             </w:pPr>
@@ -1577,6 +1618,7 @@
           </w:tcPr>
           <w:p>
             <w:pPr>
+              <w:keepNext w:val="false"/>
               <w:spacing w:after="40" w:before="0"/>
               <w:jc w:val="left"/>
             </w:pPr>
@@ -1609,6 +1651,7 @@
           </w:tcPr>
           <w:p>
             <w:pPr>
+              <w:keepNext w:val="false"/>
               <w:spacing w:after="40" w:before="0"/>
               <w:jc w:val="left"/>
             </w:pPr>
@@ -1641,6 +1684,7 @@
           </w:tcPr>
           <w:p>
             <w:pPr>
+              <w:keepNext w:val="false"/>
               <w:spacing w:after="40" w:before="0"/>
               <w:jc w:val="left"/>
             </w:pPr>
@@ -1675,6 +1719,7 @@
           </w:tcPr>
           <w:p>
             <w:pPr>
+              <w:keepNext w:val="false"/>
               <w:spacing w:after="40" w:before="0"/>
               <w:jc w:val="left"/>
             </w:pPr>
@@ -1707,6 +1752,7 @@
           </w:tcPr>
           <w:p>
             <w:pPr>
+              <w:keepNext w:val="false"/>
               <w:spacing w:after="40" w:before="0"/>
               <w:jc w:val="left"/>
             </w:pPr>
@@ -1739,6 +1785,7 @@
           </w:tcPr>
           <w:p>
             <w:pPr>
+              <w:keepNext w:val="false"/>
               <w:spacing w:after="40" w:before="0"/>
               <w:jc w:val="left"/>
             </w:pPr>
@@ -1771,6 +1818,7 @@
           </w:tcPr>
           <w:p>
             <w:pPr>
+              <w:keepNext w:val="false"/>
               <w:spacing w:after="40" w:before="0"/>
               <w:jc w:val="left"/>
             </w:pPr>
@@ -1805,6 +1853,7 @@
           </w:tcPr>
           <w:p>
             <w:pPr>
+              <w:keepNext w:val="false"/>
               <w:spacing w:after="40" w:before="0"/>
               <w:jc w:val="left"/>
             </w:pPr>
@@ -1837,6 +1886,7 @@
           </w:tcPr>
           <w:p>
             <w:pPr>
+              <w:keepNext w:val="false"/>
               <w:spacing w:after="40" w:before="0"/>
               <w:jc w:val="left"/>
             </w:pPr>
@@ -1869,6 +1919,7 @@
           </w:tcPr>
           <w:p>
             <w:pPr>
+              <w:keepNext w:val="false"/>
               <w:spacing w:after="40" w:before="0"/>
               <w:jc w:val="left"/>
             </w:pPr>
@@ -1901,6 +1952,7 @@
           </w:tcPr>
           <w:p>
             <w:pPr>
+              <w:keepNext w:val="false"/>
               <w:spacing w:after="40" w:before="0"/>
               <w:jc w:val="left"/>
             </w:pPr>
@@ -2039,7 +2091,7 @@
         </w:rPr>
         <w:t xml:space="preserve">© 2026 SeaVuria and ARES. This work is licensed under a </w:t>
       </w:r>
-      <w:hyperlink w:history="1" r:id="rId3niwq_2cl_oougglhaw9n">
+      <w:hyperlink w:history="1" r:id="rIddvhpohuf0nrzs_l159ps_">
         <w:r>
           <w:rPr>
             <w:rFonts w:ascii="Arial" w:cs="Arial" w:eastAsia="Arial" w:hAnsi="Arial"/>
@@ -2059,7 +2111,7 @@
         </w:rPr>
         <w:t xml:space="preserve"> (</w:t>
       </w:r>
-      <w:hyperlink w:history="1" r:id="rIdzsixtkwtcboljjwpfpptl">
+      <w:hyperlink w:history="1" r:id="rIddbavf3-sv-nltld8gmkae">
         <w:r>
           <w:rPr>
             <w:rFonts w:ascii="Arial" w:cs="Arial" w:eastAsia="Arial" w:hAnsi="Arial"/>
@@ -2079,7 +2131,7 @@
         </w:rPr>
         <w:t xml:space="preserve">). To view a copy of this license, visit </w:t>
       </w:r>
-      <w:hyperlink w:history="1" r:id="rIdfdkmr3i7vqabez7yjvtwu">
+      <w:hyperlink w:history="1" r:id="rIdauusabchogynbzeobxebx">
         <w:r>
           <w:rPr>
             <w:rFonts w:ascii="Arial" w:cs="Arial" w:eastAsia="Arial" w:hAnsi="Arial"/>

--- a/data/outputs/v2/Grade11/Biology/Lesson_Plans/SS2.3_Excretion_in_Plants/Biology_Excretion_in_Plants_FinalExplanation.docx
+++ b/data/outputs/v2/Grade11/Biology/Lesson_Plans/SS2.3_Excretion_in_Plants/Biology_Excretion_in_Plants_FinalExplanation.docx
@@ -2091,7 +2091,7 @@
         </w:rPr>
         <w:t xml:space="preserve">© 2026 SeaVuria and ARES. This work is licensed under a </w:t>
       </w:r>
-      <w:hyperlink w:history="1" r:id="rIddvhpohuf0nrzs_l159ps_">
+      <w:hyperlink w:history="1" r:id="rIdp3rtsibktaprdjxvu32bc">
         <w:r>
           <w:rPr>
             <w:rFonts w:ascii="Arial" w:cs="Arial" w:eastAsia="Arial" w:hAnsi="Arial"/>
@@ -2111,7 +2111,7 @@
         </w:rPr>
         <w:t xml:space="preserve"> (</w:t>
       </w:r>
-      <w:hyperlink w:history="1" r:id="rIddbavf3-sv-nltld8gmkae">
+      <w:hyperlink w:history="1" r:id="rId4dksanmkoorqcdljhbzgb">
         <w:r>
           <w:rPr>
             <w:rFonts w:ascii="Arial" w:cs="Arial" w:eastAsia="Arial" w:hAnsi="Arial"/>
@@ -2131,7 +2131,7 @@
         </w:rPr>
         <w:t xml:space="preserve">). To view a copy of this license, visit </w:t>
       </w:r>
-      <w:hyperlink w:history="1" r:id="rIdauusabchogynbzeobxebx">
+      <w:hyperlink w:history="1" r:id="rIdsgylasreavwjr8k7ohgsq">
         <w:r>
           <w:rPr>
             <w:rFonts w:ascii="Arial" w:cs="Arial" w:eastAsia="Arial" w:hAnsi="Arial"/>
